--- a/docs/BAT_File_Builder_User_Guide.docx
+++ b/docs/BAT_File_Builder_User_Guide.docx
@@ -1133,7 +1133,7 @@
           <w:sz w:val="22"/>
           <w:szCs w:val="22"/>
         </w:rPr>
-        <w:t xml:space="preserve">Data-entry notes appear in the amber Notes strip directly above the grid. Example: the VG420 tab shows its four notes there (MGCP name length / SCCP 10-digit hex MAC, slot value range, subunit must be zero, port number 0–23). The gateway family, End User CAPF Profile (“Operation Completes By” date format, key size in bits, …), Insert Infrastructure Device (at least one of IPv4/IPv6/BSSID), Users/Update Users (t/f fields, MLPP ranges), Trust Group, Enrolled Group, and Add Lines all carry their notes this way. The strip collapses if it is in the way.</w:t>
+        <w:t xml:space="preserve">Data-entry notes appear in the amber Notes strip directly above the grid. Example: the VG420 tab shows its four notes there (MGCP name length / SCCP 10-digit hex MAC, slot value range, subunit must be zero, port number 0–72). The gateway family, End User CAPF Profile (“Operation Completes By” date format, key size in bits, …), Insert Infrastructure Device (at least one of IPv4/IPv6/BSSID), Users/Update Users (t/f fields, MLPP ranges), Trust Group, Enrolled Group, and Add Lines all carry their notes this way. The strip collapses if it is in the way.</w:t>
       </w:r>
     </w:p>
     <w:p>
